--- a/materials/files/Step7_AuthorityTable_Template.docx
+++ b/materials/files/Step7_AuthorityTable_Template.docx
@@ -92,7 +92,7 @@
           <w:sz w:val="20"/>
           <w:szCs w:val="20"/>
         </w:rPr>
-        <w:t xml:space="preserve">In the language column of Table 1, you may list more than one passage. Put each passage in its own bullet, with a short explanation of why you would quote or paraphrase it. In the Pincite column, give a pincite for each passage, in the same order, also as bullets.</w:t>
+        <w:t xml:space="preserve">In the language column of Table 1, you may list more than one passage. Put each passage in its own bullet. At the end of each quoted or paraphrased passage, put its pincite (the page or paragraph) in parentheses, for example (at 1238). Then explain briefly why you would quote or paraphrase the passage.</w:t>
       </w:r>
     </w:p>
     <w:p>
@@ -110,7 +110,7 @@
           <w:sz w:val="20"/>
           <w:szCs w:val="20"/>
         </w:rPr>
-        <w:t xml:space="preserve">Save the file as a Word document named Step7_AuthorityTable, and upload it to Canvas. Do not put your name anywhere in the file or in the file name.</w:t>
+        <w:t xml:space="preserve">Save the file as a Word document or a PDF named Step7_AuthorityTable, and upload it to Canvas. Do not put your name anywhere in the file or in the file name.</w:t>
       </w:r>
     </w:p>
     <w:p>
@@ -135,15 +135,14 @@
         </w:tblBorders>
       </w:tblPr>
       <w:tblGrid>
-        <w:gridCol w:w="1500"/>
-        <w:gridCol w:w="1500"/>
-        <w:gridCol w:w="1500"/>
-        <w:gridCol w:w="1500"/>
-        <w:gridCol w:w="1600"/>
-        <w:gridCol w:w="2300"/>
-        <w:gridCol w:w="1300"/>
         <w:gridCol w:w="1600"/>
         <w:gridCol w:w="1600"/>
+        <w:gridCol w:w="1600"/>
+        <w:gridCol w:w="1600"/>
+        <w:gridCol w:w="1800"/>
+        <w:gridCol w:w="2800"/>
+        <w:gridCol w:w="1700"/>
+        <w:gridCol w:w="1700"/>
       </w:tblGrid>
       <w:tr>
         <w:trPr>
@@ -151,7 +150,7 @@
         </w:trPr>
         <w:tc>
           <w:tcPr>
-            <w:tcW w:type="dxa" w:w="1500"/>
+            <w:tcW w:type="dxa" w:w="1600"/>
             <w:tcBorders>
               <w:top w:val="single" w:color="8FA6C1" w:sz="4"/>
               <w:left w:val="single" w:color="8FA6C1" w:sz="4"/>
@@ -183,7 +182,7 @@
         </w:tc>
         <w:tc>
           <w:tcPr>
-            <w:tcW w:type="dxa" w:w="1500"/>
+            <w:tcW w:type="dxa" w:w="1600"/>
             <w:tcBorders>
               <w:top w:val="single" w:color="8FA6C1" w:sz="4"/>
               <w:left w:val="single" w:color="8FA6C1" w:sz="4"/>
@@ -215,7 +214,7 @@
         </w:tc>
         <w:tc>
           <w:tcPr>
-            <w:tcW w:type="dxa" w:w="1500"/>
+            <w:tcW w:type="dxa" w:w="1600"/>
             <w:tcBorders>
               <w:top w:val="single" w:color="8FA6C1" w:sz="4"/>
               <w:left w:val="single" w:color="8FA6C1" w:sz="4"/>
@@ -247,7 +246,7 @@
         </w:tc>
         <w:tc>
           <w:tcPr>
-            <w:tcW w:type="dxa" w:w="1500"/>
+            <w:tcW w:type="dxa" w:w="1600"/>
             <w:tcBorders>
               <w:top w:val="single" w:color="8FA6C1" w:sz="4"/>
               <w:left w:val="single" w:color="8FA6C1" w:sz="4"/>
@@ -279,7 +278,7 @@
         </w:tc>
         <w:tc>
           <w:tcPr>
-            <w:tcW w:type="dxa" w:w="1600"/>
+            <w:tcW w:type="dxa" w:w="1800"/>
             <w:tcBorders>
               <w:top w:val="single" w:color="8FA6C1" w:sz="4"/>
               <w:left w:val="single" w:color="8FA6C1" w:sz="4"/>
@@ -311,7 +310,7 @@
         </w:tc>
         <w:tc>
           <w:tcPr>
-            <w:tcW w:type="dxa" w:w="2300"/>
+            <w:tcW w:type="dxa" w:w="2800"/>
             <w:tcBorders>
               <w:top w:val="single" w:color="8FA6C1" w:sz="4"/>
               <w:left w:val="single" w:color="8FA6C1" w:sz="4"/>
@@ -343,7 +342,7 @@
         </w:tc>
         <w:tc>
           <w:tcPr>
-            <w:tcW w:type="dxa" w:w="1300"/>
+            <w:tcW w:type="dxa" w:w="1700"/>
             <w:tcBorders>
               <w:top w:val="single" w:color="8FA6C1" w:sz="4"/>
               <w:left w:val="single" w:color="8FA6C1" w:sz="4"/>
@@ -369,45 +368,13 @@
                 <w:sz w:val="18"/>
                 <w:szCs w:val="18"/>
               </w:rPr>
-              <w:t xml:space="preserve">Pincite</w:t>
-            </w:r>
-          </w:p>
-        </w:tc>
-        <w:tc>
-          <w:tcPr>
-            <w:tcW w:type="dxa" w:w="1600"/>
-            <w:tcBorders>
-              <w:top w:val="single" w:color="8FA6C1" w:sz="4"/>
-              <w:left w:val="single" w:color="8FA6C1" w:sz="4"/>
-              <w:bottom w:val="single" w:color="8FA6C1" w:sz="4"/>
-              <w:right w:val="single" w:color="8FA6C1" w:sz="4"/>
-            </w:tcBorders>
-            <w:shd w:fill="001E44" w:color="auto" w:val="clear"/>
-            <w:tcMar>
-              <w:top w:type="dxa" w:w="60"/>
-              <w:left w:type="dxa" w:w="80"/>
-              <w:bottom w:type="dxa" w:w="60"/>
-              <w:right w:type="dxa" w:w="80"/>
-            </w:tcMar>
-            <w:vAlign w:val="bottom"/>
-          </w:tcPr>
-          <w:p>
-            <w:r>
-              <w:rPr>
-                <w:rFonts w:ascii="Arial" w:cs="Arial" w:eastAsia="Arial" w:hAnsi="Arial"/>
-                <w:b/>
-                <w:bCs/>
-                <w:color w:val="FFFFFF"/>
-                <w:sz w:val="18"/>
-                <w:szCs w:val="18"/>
-              </w:rPr>
               <w:t xml:space="preserve">Validation</w:t>
             </w:r>
           </w:p>
         </w:tc>
         <w:tc>
           <w:tcPr>
-            <w:tcW w:type="dxa" w:w="1600"/>
+            <w:tcW w:type="dxa" w:w="1700"/>
             <w:tcBorders>
               <w:top w:val="single" w:color="8FA6C1" w:sz="4"/>
               <w:left w:val="single" w:color="8FA6C1" w:sz="4"/>
@@ -444,7 +411,7 @@
         </w:trPr>
         <w:tc>
           <w:tcPr>
-            <w:tcW w:type="dxa" w:w="1500"/>
+            <w:tcW w:type="dxa" w:w="1600"/>
             <w:tcBorders>
               <w:top w:val="single" w:color="8FA6C1" w:sz="4"/>
               <w:left w:val="single" w:color="8FA6C1" w:sz="4"/>
@@ -475,7 +442,7 @@
         </w:tc>
         <w:tc>
           <w:tcPr>
-            <w:tcW w:type="dxa" w:w="1500"/>
+            <w:tcW w:type="dxa" w:w="1600"/>
             <w:tcBorders>
               <w:top w:val="single" w:color="8FA6C1" w:sz="4"/>
               <w:left w:val="single" w:color="8FA6C1" w:sz="4"/>
@@ -506,7 +473,7 @@
         </w:tc>
         <w:tc>
           <w:tcPr>
-            <w:tcW w:type="dxa" w:w="1500"/>
+            <w:tcW w:type="dxa" w:w="1600"/>
             <w:tcBorders>
               <w:top w:val="single" w:color="8FA6C1" w:sz="4"/>
               <w:left w:val="single" w:color="8FA6C1" w:sz="4"/>
@@ -537,7 +504,7 @@
         </w:tc>
         <w:tc>
           <w:tcPr>
-            <w:tcW w:type="dxa" w:w="1500"/>
+            <w:tcW w:type="dxa" w:w="1600"/>
             <w:tcBorders>
               <w:top w:val="single" w:color="8FA6C1" w:sz="4"/>
               <w:left w:val="single" w:color="8FA6C1" w:sz="4"/>
@@ -568,7 +535,7 @@
         </w:tc>
         <w:tc>
           <w:tcPr>
-            <w:tcW w:type="dxa" w:w="1600"/>
+            <w:tcW w:type="dxa" w:w="1800"/>
             <w:tcBorders>
               <w:top w:val="single" w:color="8FA6C1" w:sz="4"/>
               <w:left w:val="single" w:color="8FA6C1" w:sz="4"/>
@@ -599,7 +566,7 @@
         </w:tc>
         <w:tc>
           <w:tcPr>
-            <w:tcW w:type="dxa" w:w="2300"/>
+            <w:tcW w:type="dxa" w:w="2800"/>
             <w:tcBorders>
               <w:top w:val="single" w:color="8FA6C1" w:sz="4"/>
               <w:left w:val="single" w:color="8FA6C1" w:sz="4"/>
@@ -631,7 +598,7 @@
                 <w:sz w:val="18"/>
                 <w:szCs w:val="18"/>
               </w:rPr>
-              <w:t xml:space="preserve">First passage that you would quote or paraphrase, and why it helps your analysis</w:t>
+              <w:t xml:space="preserve">First passage that you would quote or paraphrase, with its pincite in parentheses at the end, for example (at 1238), and why it helps your analysis</w:t>
             </w:r>
           </w:p>
           <w:p>
@@ -651,35 +618,28 @@
                 <w:sz w:val="18"/>
                 <w:szCs w:val="18"/>
               </w:rPr>
-              <w:t xml:space="preserve">Second passage, if you use one, and why</w:t>
-            </w:r>
-          </w:p>
-        </w:tc>
-        <w:tc>
-          <w:tcPr>
-            <w:tcW w:type="dxa" w:w="1300"/>
-            <w:tcBorders>
-              <w:top w:val="single" w:color="8FA6C1" w:sz="4"/>
-              <w:left w:val="single" w:color="8FA6C1" w:sz="4"/>
-              <w:bottom w:val="single" w:color="8FA6C1" w:sz="4"/>
-              <w:right w:val="single" w:color="8FA6C1" w:sz="4"/>
-            </w:tcBorders>
-            <w:tcMar>
-              <w:top w:type="dxa" w:w="60"/>
-              <w:left w:type="dxa" w:w="80"/>
-              <w:bottom w:type="dxa" w:w="60"/>
-              <w:right w:type="dxa" w:w="80"/>
-            </w:tcMar>
-            <w:vAlign w:val="top"/>
-          </w:tcPr>
-          <w:p>
-            <w:pPr>
-              <w:pStyle w:val="ListParagraph"/>
-              <w:numPr>
-                <w:ilvl w:val="0"/>
-                <w:numId w:val="3"/>
-              </w:numPr>
-            </w:pPr>
+              <w:t xml:space="preserve">Second passage, if you use one, with its pincite in parentheses, and why</w:t>
+            </w:r>
+          </w:p>
+        </w:tc>
+        <w:tc>
+          <w:tcPr>
+            <w:tcW w:type="dxa" w:w="1700"/>
+            <w:tcBorders>
+              <w:top w:val="single" w:color="8FA6C1" w:sz="4"/>
+              <w:left w:val="single" w:color="8FA6C1" w:sz="4"/>
+              <w:bottom w:val="single" w:color="8FA6C1" w:sz="4"/>
+              <w:right w:val="single" w:color="8FA6C1" w:sz="4"/>
+            </w:tcBorders>
+            <w:tcMar>
+              <w:top w:type="dxa" w:w="60"/>
+              <w:left w:type="dxa" w:w="80"/>
+              <w:bottom w:type="dxa" w:w="60"/>
+              <w:right w:type="dxa" w:w="80"/>
+            </w:tcMar>
+            <w:vAlign w:val="top"/>
+          </w:tcPr>
+          <w:p>
             <w:r>
               <w:rPr>
                 <w:rFonts w:ascii="Arial" w:cs="Arial" w:eastAsia="Arial" w:hAnsi="Arial"/>
@@ -689,17 +649,28 @@
                 <w:sz w:val="18"/>
                 <w:szCs w:val="18"/>
               </w:rPr>
-              <w:t xml:space="preserve">First pincite</w:t>
-            </w:r>
-          </w:p>
-          <w:p>
-            <w:pPr>
-              <w:pStyle w:val="ListParagraph"/>
-              <w:numPr>
-                <w:ilvl w:val="0"/>
-                <w:numId w:val="3"/>
-              </w:numPr>
-            </w:pPr>
+              <w:t xml:space="preserve">The citator and the result (see below)</w:t>
+            </w:r>
+          </w:p>
+        </w:tc>
+        <w:tc>
+          <w:tcPr>
+            <w:tcW w:type="dxa" w:w="1700"/>
+            <w:tcBorders>
+              <w:top w:val="single" w:color="8FA6C1" w:sz="4"/>
+              <w:left w:val="single" w:color="8FA6C1" w:sz="4"/>
+              <w:bottom w:val="single" w:color="8FA6C1" w:sz="4"/>
+              <w:right w:val="single" w:color="8FA6C1" w:sz="4"/>
+            </w:tcBorders>
+            <w:tcMar>
+              <w:top w:type="dxa" w:w="60"/>
+              <w:left w:type="dxa" w:w="80"/>
+              <w:bottom w:type="dxa" w:w="60"/>
+              <w:right w:type="dxa" w:w="80"/>
+            </w:tcMar>
+            <w:vAlign w:val="top"/>
+          </w:tcPr>
+          <w:p>
             <w:r>
               <w:rPr>
                 <w:rFonts w:ascii="Arial" w:cs="Arial" w:eastAsia="Arial" w:hAnsi="Arial"/>
@@ -709,69 +680,7 @@
                 <w:sz w:val="18"/>
                 <w:szCs w:val="18"/>
               </w:rPr>
-              <w:t xml:space="preserve">Second pincite</w:t>
-            </w:r>
-          </w:p>
-        </w:tc>
-        <w:tc>
-          <w:tcPr>
-            <w:tcW w:type="dxa" w:w="1600"/>
-            <w:tcBorders>
-              <w:top w:val="single" w:color="8FA6C1" w:sz="4"/>
-              <w:left w:val="single" w:color="8FA6C1" w:sz="4"/>
-              <w:bottom w:val="single" w:color="8FA6C1" w:sz="4"/>
-              <w:right w:val="single" w:color="8FA6C1" w:sz="4"/>
-            </w:tcBorders>
-            <w:tcMar>
-              <w:top w:type="dxa" w:w="60"/>
-              <w:left w:type="dxa" w:w="80"/>
-              <w:bottom w:type="dxa" w:w="60"/>
-              <w:right w:type="dxa" w:w="80"/>
-            </w:tcMar>
-            <w:vAlign w:val="top"/>
-          </w:tcPr>
-          <w:p>
-            <w:r>
-              <w:rPr>
-                <w:rFonts w:ascii="Arial" w:cs="Arial" w:eastAsia="Arial" w:hAnsi="Arial"/>
-                <w:i/>
-                <w:iCs/>
-                <w:color w:val="5B6770"/>
-                <w:sz w:val="18"/>
-                <w:szCs w:val="18"/>
-              </w:rPr>
-              <w:t xml:space="preserve">The citator and the result</w:t>
-            </w:r>
-          </w:p>
-        </w:tc>
-        <w:tc>
-          <w:tcPr>
-            <w:tcW w:type="dxa" w:w="1600"/>
-            <w:tcBorders>
-              <w:top w:val="single" w:color="8FA6C1" w:sz="4"/>
-              <w:left w:val="single" w:color="8FA6C1" w:sz="4"/>
-              <w:bottom w:val="single" w:color="8FA6C1" w:sz="4"/>
-              <w:right w:val="single" w:color="8FA6C1" w:sz="4"/>
-            </w:tcBorders>
-            <w:tcMar>
-              <w:top w:type="dxa" w:w="60"/>
-              <w:left w:type="dxa" w:w="80"/>
-              <w:bottom w:type="dxa" w:w="60"/>
-              <w:right w:type="dxa" w:w="80"/>
-            </w:tcMar>
-            <w:vAlign w:val="top"/>
-          </w:tcPr>
-          <w:p>
-            <w:r>
-              <w:rPr>
-                <w:rFonts w:ascii="Arial" w:cs="Arial" w:eastAsia="Arial" w:hAnsi="Arial"/>
-                <w:i/>
-                <w:iCs/>
-                <w:color w:val="5B6770"/>
-                <w:sz w:val="18"/>
-                <w:szCs w:val="18"/>
-              </w:rPr>
-              <w:t xml:space="preserve">Any notes on the validation (see below)</w:t>
+              <w:t xml:space="preserve">Any notes about the case (optional)</w:t>
             </w:r>
           </w:p>
         </w:tc>
@@ -782,118 +691,6 @@
         </w:trPr>
         <w:tc>
           <w:tcPr>
-            <w:tcW w:type="dxa" w:w="1500"/>
-            <w:tcBorders>
-              <w:top w:val="single" w:color="8FA6C1" w:sz="4"/>
-              <w:left w:val="single" w:color="8FA6C1" w:sz="4"/>
-              <w:bottom w:val="single" w:color="8FA6C1" w:sz="4"/>
-              <w:right w:val="single" w:color="8FA6C1" w:sz="4"/>
-            </w:tcBorders>
-            <w:tcMar>
-              <w:top w:type="dxa" w:w="60"/>
-              <w:left w:type="dxa" w:w="80"/>
-              <w:bottom w:type="dxa" w:w="60"/>
-              <w:right w:type="dxa" w:w="80"/>
-            </w:tcMar>
-            <w:vAlign w:val="top"/>
-          </w:tcPr>
-          <w:p>
-            <w:r>
-              <w:rPr>
-                <w:rFonts w:ascii="Arial" w:cs="Arial" w:eastAsia="Arial" w:hAnsi="Arial"/>
-                <w:sz w:val="18"/>
-                <w:szCs w:val="18"/>
-              </w:rPr>
-              <w:t xml:space="preserve"/>
-            </w:r>
-          </w:p>
-        </w:tc>
-        <w:tc>
-          <w:tcPr>
-            <w:tcW w:type="dxa" w:w="1500"/>
-            <w:tcBorders>
-              <w:top w:val="single" w:color="8FA6C1" w:sz="4"/>
-              <w:left w:val="single" w:color="8FA6C1" w:sz="4"/>
-              <w:bottom w:val="single" w:color="8FA6C1" w:sz="4"/>
-              <w:right w:val="single" w:color="8FA6C1" w:sz="4"/>
-            </w:tcBorders>
-            <w:tcMar>
-              <w:top w:type="dxa" w:w="60"/>
-              <w:left w:type="dxa" w:w="80"/>
-              <w:bottom w:type="dxa" w:w="60"/>
-              <w:right w:type="dxa" w:w="80"/>
-            </w:tcMar>
-            <w:vAlign w:val="top"/>
-          </w:tcPr>
-          <w:p>
-            <w:r>
-              <w:rPr>
-                <w:rFonts w:ascii="Arial" w:cs="Arial" w:eastAsia="Arial" w:hAnsi="Arial"/>
-                <w:sz w:val="18"/>
-                <w:szCs w:val="18"/>
-              </w:rPr>
-              <w:t xml:space="preserve"/>
-            </w:r>
-          </w:p>
-        </w:tc>
-        <w:tc>
-          <w:tcPr>
-            <w:tcW w:type="dxa" w:w="1500"/>
-            <w:tcBorders>
-              <w:top w:val="single" w:color="8FA6C1" w:sz="4"/>
-              <w:left w:val="single" w:color="8FA6C1" w:sz="4"/>
-              <w:bottom w:val="single" w:color="8FA6C1" w:sz="4"/>
-              <w:right w:val="single" w:color="8FA6C1" w:sz="4"/>
-            </w:tcBorders>
-            <w:tcMar>
-              <w:top w:type="dxa" w:w="60"/>
-              <w:left w:type="dxa" w:w="80"/>
-              <w:bottom w:type="dxa" w:w="60"/>
-              <w:right w:type="dxa" w:w="80"/>
-            </w:tcMar>
-            <w:vAlign w:val="top"/>
-          </w:tcPr>
-          <w:p>
-            <w:r>
-              <w:rPr>
-                <w:rFonts w:ascii="Arial" w:cs="Arial" w:eastAsia="Arial" w:hAnsi="Arial"/>
-                <w:sz w:val="18"/>
-                <w:szCs w:val="18"/>
-              </w:rPr>
-              <w:t xml:space="preserve"/>
-            </w:r>
-          </w:p>
-        </w:tc>
-        <w:tc>
-          <w:tcPr>
-            <w:tcW w:type="dxa" w:w="1500"/>
-            <w:tcBorders>
-              <w:top w:val="single" w:color="8FA6C1" w:sz="4"/>
-              <w:left w:val="single" w:color="8FA6C1" w:sz="4"/>
-              <w:bottom w:val="single" w:color="8FA6C1" w:sz="4"/>
-              <w:right w:val="single" w:color="8FA6C1" w:sz="4"/>
-            </w:tcBorders>
-            <w:tcMar>
-              <w:top w:type="dxa" w:w="60"/>
-              <w:left w:type="dxa" w:w="80"/>
-              <w:bottom w:type="dxa" w:w="60"/>
-              <w:right w:type="dxa" w:w="80"/>
-            </w:tcMar>
-            <w:vAlign w:val="top"/>
-          </w:tcPr>
-          <w:p>
-            <w:r>
-              <w:rPr>
-                <w:rFonts w:ascii="Arial" w:cs="Arial" w:eastAsia="Arial" w:hAnsi="Arial"/>
-                <w:sz w:val="18"/>
-                <w:szCs w:val="18"/>
-              </w:rPr>
-              <w:t xml:space="preserve"/>
-            </w:r>
-          </w:p>
-        </w:tc>
-        <w:tc>
-          <w:tcPr>
             <w:tcW w:type="dxa" w:w="1600"/>
             <w:tcBorders>
               <w:top w:val="single" w:color="8FA6C1" w:sz="4"/>
@@ -922,62 +719,6 @@
         </w:tc>
         <w:tc>
           <w:tcPr>
-            <w:tcW w:type="dxa" w:w="2300"/>
-            <w:tcBorders>
-              <w:top w:val="single" w:color="8FA6C1" w:sz="4"/>
-              <w:left w:val="single" w:color="8FA6C1" w:sz="4"/>
-              <w:bottom w:val="single" w:color="8FA6C1" w:sz="4"/>
-              <w:right w:val="single" w:color="8FA6C1" w:sz="4"/>
-            </w:tcBorders>
-            <w:tcMar>
-              <w:top w:type="dxa" w:w="60"/>
-              <w:left w:type="dxa" w:w="80"/>
-              <w:bottom w:type="dxa" w:w="60"/>
-              <w:right w:type="dxa" w:w="80"/>
-            </w:tcMar>
-            <w:vAlign w:val="top"/>
-          </w:tcPr>
-          <w:p>
-            <w:r>
-              <w:rPr>
-                <w:rFonts w:ascii="Arial" w:cs="Arial" w:eastAsia="Arial" w:hAnsi="Arial"/>
-                <w:sz w:val="18"/>
-                <w:szCs w:val="18"/>
-              </w:rPr>
-              <w:t xml:space="preserve"/>
-            </w:r>
-          </w:p>
-        </w:tc>
-        <w:tc>
-          <w:tcPr>
-            <w:tcW w:type="dxa" w:w="1300"/>
-            <w:tcBorders>
-              <w:top w:val="single" w:color="8FA6C1" w:sz="4"/>
-              <w:left w:val="single" w:color="8FA6C1" w:sz="4"/>
-              <w:bottom w:val="single" w:color="8FA6C1" w:sz="4"/>
-              <w:right w:val="single" w:color="8FA6C1" w:sz="4"/>
-            </w:tcBorders>
-            <w:tcMar>
-              <w:top w:type="dxa" w:w="60"/>
-              <w:left w:type="dxa" w:w="80"/>
-              <w:bottom w:type="dxa" w:w="60"/>
-              <w:right w:type="dxa" w:w="80"/>
-            </w:tcMar>
-            <w:vAlign w:val="top"/>
-          </w:tcPr>
-          <w:p>
-            <w:r>
-              <w:rPr>
-                <w:rFonts w:ascii="Arial" w:cs="Arial" w:eastAsia="Arial" w:hAnsi="Arial"/>
-                <w:sz w:val="18"/>
-                <w:szCs w:val="18"/>
-              </w:rPr>
-              <w:t xml:space="preserve"/>
-            </w:r>
-          </w:p>
-        </w:tc>
-        <w:tc>
-          <w:tcPr>
             <w:tcW w:type="dxa" w:w="1600"/>
             <w:tcBorders>
               <w:top w:val="single" w:color="8FA6C1" w:sz="4"/>
@@ -1007,6 +748,146 @@
         <w:tc>
           <w:tcPr>
             <w:tcW w:type="dxa" w:w="1600"/>
+            <w:tcBorders>
+              <w:top w:val="single" w:color="8FA6C1" w:sz="4"/>
+              <w:left w:val="single" w:color="8FA6C1" w:sz="4"/>
+              <w:bottom w:val="single" w:color="8FA6C1" w:sz="4"/>
+              <w:right w:val="single" w:color="8FA6C1" w:sz="4"/>
+            </w:tcBorders>
+            <w:tcMar>
+              <w:top w:type="dxa" w:w="60"/>
+              <w:left w:type="dxa" w:w="80"/>
+              <w:bottom w:type="dxa" w:w="60"/>
+              <w:right w:type="dxa" w:w="80"/>
+            </w:tcMar>
+            <w:vAlign w:val="top"/>
+          </w:tcPr>
+          <w:p>
+            <w:r>
+              <w:rPr>
+                <w:rFonts w:ascii="Arial" w:cs="Arial" w:eastAsia="Arial" w:hAnsi="Arial"/>
+                <w:sz w:val="18"/>
+                <w:szCs w:val="18"/>
+              </w:rPr>
+              <w:t xml:space="preserve"/>
+            </w:r>
+          </w:p>
+        </w:tc>
+        <w:tc>
+          <w:tcPr>
+            <w:tcW w:type="dxa" w:w="1600"/>
+            <w:tcBorders>
+              <w:top w:val="single" w:color="8FA6C1" w:sz="4"/>
+              <w:left w:val="single" w:color="8FA6C1" w:sz="4"/>
+              <w:bottom w:val="single" w:color="8FA6C1" w:sz="4"/>
+              <w:right w:val="single" w:color="8FA6C1" w:sz="4"/>
+            </w:tcBorders>
+            <w:tcMar>
+              <w:top w:type="dxa" w:w="60"/>
+              <w:left w:type="dxa" w:w="80"/>
+              <w:bottom w:type="dxa" w:w="60"/>
+              <w:right w:type="dxa" w:w="80"/>
+            </w:tcMar>
+            <w:vAlign w:val="top"/>
+          </w:tcPr>
+          <w:p>
+            <w:r>
+              <w:rPr>
+                <w:rFonts w:ascii="Arial" w:cs="Arial" w:eastAsia="Arial" w:hAnsi="Arial"/>
+                <w:sz w:val="18"/>
+                <w:szCs w:val="18"/>
+              </w:rPr>
+              <w:t xml:space="preserve"/>
+            </w:r>
+          </w:p>
+        </w:tc>
+        <w:tc>
+          <w:tcPr>
+            <w:tcW w:type="dxa" w:w="1800"/>
+            <w:tcBorders>
+              <w:top w:val="single" w:color="8FA6C1" w:sz="4"/>
+              <w:left w:val="single" w:color="8FA6C1" w:sz="4"/>
+              <w:bottom w:val="single" w:color="8FA6C1" w:sz="4"/>
+              <w:right w:val="single" w:color="8FA6C1" w:sz="4"/>
+            </w:tcBorders>
+            <w:tcMar>
+              <w:top w:type="dxa" w:w="60"/>
+              <w:left w:type="dxa" w:w="80"/>
+              <w:bottom w:type="dxa" w:w="60"/>
+              <w:right w:type="dxa" w:w="80"/>
+            </w:tcMar>
+            <w:vAlign w:val="top"/>
+          </w:tcPr>
+          <w:p>
+            <w:r>
+              <w:rPr>
+                <w:rFonts w:ascii="Arial" w:cs="Arial" w:eastAsia="Arial" w:hAnsi="Arial"/>
+                <w:sz w:val="18"/>
+                <w:szCs w:val="18"/>
+              </w:rPr>
+              <w:t xml:space="preserve"/>
+            </w:r>
+          </w:p>
+        </w:tc>
+        <w:tc>
+          <w:tcPr>
+            <w:tcW w:type="dxa" w:w="2800"/>
+            <w:tcBorders>
+              <w:top w:val="single" w:color="8FA6C1" w:sz="4"/>
+              <w:left w:val="single" w:color="8FA6C1" w:sz="4"/>
+              <w:bottom w:val="single" w:color="8FA6C1" w:sz="4"/>
+              <w:right w:val="single" w:color="8FA6C1" w:sz="4"/>
+            </w:tcBorders>
+            <w:tcMar>
+              <w:top w:type="dxa" w:w="60"/>
+              <w:left w:type="dxa" w:w="80"/>
+              <w:bottom w:type="dxa" w:w="60"/>
+              <w:right w:type="dxa" w:w="80"/>
+            </w:tcMar>
+            <w:vAlign w:val="top"/>
+          </w:tcPr>
+          <w:p>
+            <w:r>
+              <w:rPr>
+                <w:rFonts w:ascii="Arial" w:cs="Arial" w:eastAsia="Arial" w:hAnsi="Arial"/>
+                <w:sz w:val="18"/>
+                <w:szCs w:val="18"/>
+              </w:rPr>
+              <w:t xml:space="preserve"/>
+            </w:r>
+          </w:p>
+        </w:tc>
+        <w:tc>
+          <w:tcPr>
+            <w:tcW w:type="dxa" w:w="1700"/>
+            <w:tcBorders>
+              <w:top w:val="single" w:color="8FA6C1" w:sz="4"/>
+              <w:left w:val="single" w:color="8FA6C1" w:sz="4"/>
+              <w:bottom w:val="single" w:color="8FA6C1" w:sz="4"/>
+              <w:right w:val="single" w:color="8FA6C1" w:sz="4"/>
+            </w:tcBorders>
+            <w:tcMar>
+              <w:top w:type="dxa" w:w="60"/>
+              <w:left w:type="dxa" w:w="80"/>
+              <w:bottom w:type="dxa" w:w="60"/>
+              <w:right w:type="dxa" w:w="80"/>
+            </w:tcMar>
+            <w:vAlign w:val="top"/>
+          </w:tcPr>
+          <w:p>
+            <w:r>
+              <w:rPr>
+                <w:rFonts w:ascii="Arial" w:cs="Arial" w:eastAsia="Arial" w:hAnsi="Arial"/>
+                <w:sz w:val="18"/>
+                <w:szCs w:val="18"/>
+              </w:rPr>
+              <w:t xml:space="preserve"/>
+            </w:r>
+          </w:p>
+        </w:tc>
+        <w:tc>
+          <w:tcPr>
+            <w:tcW w:type="dxa" w:w="1700"/>
             <w:tcBorders>
               <w:top w:val="single" w:color="8FA6C1" w:sz="4"/>
               <w:left w:val="single" w:color="8FA6C1" w:sz="4"/>
@@ -1039,118 +920,6 @@
         </w:trPr>
         <w:tc>
           <w:tcPr>
-            <w:tcW w:type="dxa" w:w="1500"/>
-            <w:tcBorders>
-              <w:top w:val="single" w:color="8FA6C1" w:sz="4"/>
-              <w:left w:val="single" w:color="8FA6C1" w:sz="4"/>
-              <w:bottom w:val="single" w:color="8FA6C1" w:sz="4"/>
-              <w:right w:val="single" w:color="8FA6C1" w:sz="4"/>
-            </w:tcBorders>
-            <w:tcMar>
-              <w:top w:type="dxa" w:w="60"/>
-              <w:left w:type="dxa" w:w="80"/>
-              <w:bottom w:type="dxa" w:w="60"/>
-              <w:right w:type="dxa" w:w="80"/>
-            </w:tcMar>
-            <w:vAlign w:val="top"/>
-          </w:tcPr>
-          <w:p>
-            <w:r>
-              <w:rPr>
-                <w:rFonts w:ascii="Arial" w:cs="Arial" w:eastAsia="Arial" w:hAnsi="Arial"/>
-                <w:sz w:val="18"/>
-                <w:szCs w:val="18"/>
-              </w:rPr>
-              <w:t xml:space="preserve"/>
-            </w:r>
-          </w:p>
-        </w:tc>
-        <w:tc>
-          <w:tcPr>
-            <w:tcW w:type="dxa" w:w="1500"/>
-            <w:tcBorders>
-              <w:top w:val="single" w:color="8FA6C1" w:sz="4"/>
-              <w:left w:val="single" w:color="8FA6C1" w:sz="4"/>
-              <w:bottom w:val="single" w:color="8FA6C1" w:sz="4"/>
-              <w:right w:val="single" w:color="8FA6C1" w:sz="4"/>
-            </w:tcBorders>
-            <w:tcMar>
-              <w:top w:type="dxa" w:w="60"/>
-              <w:left w:type="dxa" w:w="80"/>
-              <w:bottom w:type="dxa" w:w="60"/>
-              <w:right w:type="dxa" w:w="80"/>
-            </w:tcMar>
-            <w:vAlign w:val="top"/>
-          </w:tcPr>
-          <w:p>
-            <w:r>
-              <w:rPr>
-                <w:rFonts w:ascii="Arial" w:cs="Arial" w:eastAsia="Arial" w:hAnsi="Arial"/>
-                <w:sz w:val="18"/>
-                <w:szCs w:val="18"/>
-              </w:rPr>
-              <w:t xml:space="preserve"/>
-            </w:r>
-          </w:p>
-        </w:tc>
-        <w:tc>
-          <w:tcPr>
-            <w:tcW w:type="dxa" w:w="1500"/>
-            <w:tcBorders>
-              <w:top w:val="single" w:color="8FA6C1" w:sz="4"/>
-              <w:left w:val="single" w:color="8FA6C1" w:sz="4"/>
-              <w:bottom w:val="single" w:color="8FA6C1" w:sz="4"/>
-              <w:right w:val="single" w:color="8FA6C1" w:sz="4"/>
-            </w:tcBorders>
-            <w:tcMar>
-              <w:top w:type="dxa" w:w="60"/>
-              <w:left w:type="dxa" w:w="80"/>
-              <w:bottom w:type="dxa" w:w="60"/>
-              <w:right w:type="dxa" w:w="80"/>
-            </w:tcMar>
-            <w:vAlign w:val="top"/>
-          </w:tcPr>
-          <w:p>
-            <w:r>
-              <w:rPr>
-                <w:rFonts w:ascii="Arial" w:cs="Arial" w:eastAsia="Arial" w:hAnsi="Arial"/>
-                <w:sz w:val="18"/>
-                <w:szCs w:val="18"/>
-              </w:rPr>
-              <w:t xml:space="preserve"/>
-            </w:r>
-          </w:p>
-        </w:tc>
-        <w:tc>
-          <w:tcPr>
-            <w:tcW w:type="dxa" w:w="1500"/>
-            <w:tcBorders>
-              <w:top w:val="single" w:color="8FA6C1" w:sz="4"/>
-              <w:left w:val="single" w:color="8FA6C1" w:sz="4"/>
-              <w:bottom w:val="single" w:color="8FA6C1" w:sz="4"/>
-              <w:right w:val="single" w:color="8FA6C1" w:sz="4"/>
-            </w:tcBorders>
-            <w:tcMar>
-              <w:top w:type="dxa" w:w="60"/>
-              <w:left w:type="dxa" w:w="80"/>
-              <w:bottom w:type="dxa" w:w="60"/>
-              <w:right w:type="dxa" w:w="80"/>
-            </w:tcMar>
-            <w:vAlign w:val="top"/>
-          </w:tcPr>
-          <w:p>
-            <w:r>
-              <w:rPr>
-                <w:rFonts w:ascii="Arial" w:cs="Arial" w:eastAsia="Arial" w:hAnsi="Arial"/>
-                <w:sz w:val="18"/>
-                <w:szCs w:val="18"/>
-              </w:rPr>
-              <w:t xml:space="preserve"/>
-            </w:r>
-          </w:p>
-        </w:tc>
-        <w:tc>
-          <w:tcPr>
             <w:tcW w:type="dxa" w:w="1600"/>
             <w:tcBorders>
               <w:top w:val="single" w:color="8FA6C1" w:sz="4"/>
@@ -1179,62 +948,6 @@
         </w:tc>
         <w:tc>
           <w:tcPr>
-            <w:tcW w:type="dxa" w:w="2300"/>
-            <w:tcBorders>
-              <w:top w:val="single" w:color="8FA6C1" w:sz="4"/>
-              <w:left w:val="single" w:color="8FA6C1" w:sz="4"/>
-              <w:bottom w:val="single" w:color="8FA6C1" w:sz="4"/>
-              <w:right w:val="single" w:color="8FA6C1" w:sz="4"/>
-            </w:tcBorders>
-            <w:tcMar>
-              <w:top w:type="dxa" w:w="60"/>
-              <w:left w:type="dxa" w:w="80"/>
-              <w:bottom w:type="dxa" w:w="60"/>
-              <w:right w:type="dxa" w:w="80"/>
-            </w:tcMar>
-            <w:vAlign w:val="top"/>
-          </w:tcPr>
-          <w:p>
-            <w:r>
-              <w:rPr>
-                <w:rFonts w:ascii="Arial" w:cs="Arial" w:eastAsia="Arial" w:hAnsi="Arial"/>
-                <w:sz w:val="18"/>
-                <w:szCs w:val="18"/>
-              </w:rPr>
-              <w:t xml:space="preserve"/>
-            </w:r>
-          </w:p>
-        </w:tc>
-        <w:tc>
-          <w:tcPr>
-            <w:tcW w:type="dxa" w:w="1300"/>
-            <w:tcBorders>
-              <w:top w:val="single" w:color="8FA6C1" w:sz="4"/>
-              <w:left w:val="single" w:color="8FA6C1" w:sz="4"/>
-              <w:bottom w:val="single" w:color="8FA6C1" w:sz="4"/>
-              <w:right w:val="single" w:color="8FA6C1" w:sz="4"/>
-            </w:tcBorders>
-            <w:tcMar>
-              <w:top w:type="dxa" w:w="60"/>
-              <w:left w:type="dxa" w:w="80"/>
-              <w:bottom w:type="dxa" w:w="60"/>
-              <w:right w:type="dxa" w:w="80"/>
-            </w:tcMar>
-            <w:vAlign w:val="top"/>
-          </w:tcPr>
-          <w:p>
-            <w:r>
-              <w:rPr>
-                <w:rFonts w:ascii="Arial" w:cs="Arial" w:eastAsia="Arial" w:hAnsi="Arial"/>
-                <w:sz w:val="18"/>
-                <w:szCs w:val="18"/>
-              </w:rPr>
-              <w:t xml:space="preserve"/>
-            </w:r>
-          </w:p>
-        </w:tc>
-        <w:tc>
-          <w:tcPr>
             <w:tcW w:type="dxa" w:w="1600"/>
             <w:tcBorders>
               <w:top w:val="single" w:color="8FA6C1" w:sz="4"/>
@@ -1264,6 +977,146 @@
         <w:tc>
           <w:tcPr>
             <w:tcW w:type="dxa" w:w="1600"/>
+            <w:tcBorders>
+              <w:top w:val="single" w:color="8FA6C1" w:sz="4"/>
+              <w:left w:val="single" w:color="8FA6C1" w:sz="4"/>
+              <w:bottom w:val="single" w:color="8FA6C1" w:sz="4"/>
+              <w:right w:val="single" w:color="8FA6C1" w:sz="4"/>
+            </w:tcBorders>
+            <w:tcMar>
+              <w:top w:type="dxa" w:w="60"/>
+              <w:left w:type="dxa" w:w="80"/>
+              <w:bottom w:type="dxa" w:w="60"/>
+              <w:right w:type="dxa" w:w="80"/>
+            </w:tcMar>
+            <w:vAlign w:val="top"/>
+          </w:tcPr>
+          <w:p>
+            <w:r>
+              <w:rPr>
+                <w:rFonts w:ascii="Arial" w:cs="Arial" w:eastAsia="Arial" w:hAnsi="Arial"/>
+                <w:sz w:val="18"/>
+                <w:szCs w:val="18"/>
+              </w:rPr>
+              <w:t xml:space="preserve"/>
+            </w:r>
+          </w:p>
+        </w:tc>
+        <w:tc>
+          <w:tcPr>
+            <w:tcW w:type="dxa" w:w="1600"/>
+            <w:tcBorders>
+              <w:top w:val="single" w:color="8FA6C1" w:sz="4"/>
+              <w:left w:val="single" w:color="8FA6C1" w:sz="4"/>
+              <w:bottom w:val="single" w:color="8FA6C1" w:sz="4"/>
+              <w:right w:val="single" w:color="8FA6C1" w:sz="4"/>
+            </w:tcBorders>
+            <w:tcMar>
+              <w:top w:type="dxa" w:w="60"/>
+              <w:left w:type="dxa" w:w="80"/>
+              <w:bottom w:type="dxa" w:w="60"/>
+              <w:right w:type="dxa" w:w="80"/>
+            </w:tcMar>
+            <w:vAlign w:val="top"/>
+          </w:tcPr>
+          <w:p>
+            <w:r>
+              <w:rPr>
+                <w:rFonts w:ascii="Arial" w:cs="Arial" w:eastAsia="Arial" w:hAnsi="Arial"/>
+                <w:sz w:val="18"/>
+                <w:szCs w:val="18"/>
+              </w:rPr>
+              <w:t xml:space="preserve"/>
+            </w:r>
+          </w:p>
+        </w:tc>
+        <w:tc>
+          <w:tcPr>
+            <w:tcW w:type="dxa" w:w="1800"/>
+            <w:tcBorders>
+              <w:top w:val="single" w:color="8FA6C1" w:sz="4"/>
+              <w:left w:val="single" w:color="8FA6C1" w:sz="4"/>
+              <w:bottom w:val="single" w:color="8FA6C1" w:sz="4"/>
+              <w:right w:val="single" w:color="8FA6C1" w:sz="4"/>
+            </w:tcBorders>
+            <w:tcMar>
+              <w:top w:type="dxa" w:w="60"/>
+              <w:left w:type="dxa" w:w="80"/>
+              <w:bottom w:type="dxa" w:w="60"/>
+              <w:right w:type="dxa" w:w="80"/>
+            </w:tcMar>
+            <w:vAlign w:val="top"/>
+          </w:tcPr>
+          <w:p>
+            <w:r>
+              <w:rPr>
+                <w:rFonts w:ascii="Arial" w:cs="Arial" w:eastAsia="Arial" w:hAnsi="Arial"/>
+                <w:sz w:val="18"/>
+                <w:szCs w:val="18"/>
+              </w:rPr>
+              <w:t xml:space="preserve"/>
+            </w:r>
+          </w:p>
+        </w:tc>
+        <w:tc>
+          <w:tcPr>
+            <w:tcW w:type="dxa" w:w="2800"/>
+            <w:tcBorders>
+              <w:top w:val="single" w:color="8FA6C1" w:sz="4"/>
+              <w:left w:val="single" w:color="8FA6C1" w:sz="4"/>
+              <w:bottom w:val="single" w:color="8FA6C1" w:sz="4"/>
+              <w:right w:val="single" w:color="8FA6C1" w:sz="4"/>
+            </w:tcBorders>
+            <w:tcMar>
+              <w:top w:type="dxa" w:w="60"/>
+              <w:left w:type="dxa" w:w="80"/>
+              <w:bottom w:type="dxa" w:w="60"/>
+              <w:right w:type="dxa" w:w="80"/>
+            </w:tcMar>
+            <w:vAlign w:val="top"/>
+          </w:tcPr>
+          <w:p>
+            <w:r>
+              <w:rPr>
+                <w:rFonts w:ascii="Arial" w:cs="Arial" w:eastAsia="Arial" w:hAnsi="Arial"/>
+                <w:sz w:val="18"/>
+                <w:szCs w:val="18"/>
+              </w:rPr>
+              <w:t xml:space="preserve"/>
+            </w:r>
+          </w:p>
+        </w:tc>
+        <w:tc>
+          <w:tcPr>
+            <w:tcW w:type="dxa" w:w="1700"/>
+            <w:tcBorders>
+              <w:top w:val="single" w:color="8FA6C1" w:sz="4"/>
+              <w:left w:val="single" w:color="8FA6C1" w:sz="4"/>
+              <w:bottom w:val="single" w:color="8FA6C1" w:sz="4"/>
+              <w:right w:val="single" w:color="8FA6C1" w:sz="4"/>
+            </w:tcBorders>
+            <w:tcMar>
+              <w:top w:type="dxa" w:w="60"/>
+              <w:left w:type="dxa" w:w="80"/>
+              <w:bottom w:type="dxa" w:w="60"/>
+              <w:right w:type="dxa" w:w="80"/>
+            </w:tcMar>
+            <w:vAlign w:val="top"/>
+          </w:tcPr>
+          <w:p>
+            <w:r>
+              <w:rPr>
+                <w:rFonts w:ascii="Arial" w:cs="Arial" w:eastAsia="Arial" w:hAnsi="Arial"/>
+                <w:sz w:val="18"/>
+                <w:szCs w:val="18"/>
+              </w:rPr>
+              <w:t xml:space="preserve"/>
+            </w:r>
+          </w:p>
+        </w:tc>
+        <w:tc>
+          <w:tcPr>
+            <w:tcW w:type="dxa" w:w="1700"/>
             <w:tcBorders>
               <w:top w:val="single" w:color="8FA6C1" w:sz="4"/>
               <w:left w:val="single" w:color="8FA6C1" w:sz="4"/>
@@ -1686,7 +1539,7 @@
                 <w:sz w:val="18"/>
                 <w:szCs w:val="18"/>
               </w:rPr>
-              <w:t xml:space="preserve">The citator and the result</w:t>
+              <w:t xml:space="preserve">The citator and the result (see below)</w:t>
             </w:r>
           </w:p>
         </w:tc>
@@ -1717,7 +1570,7 @@
                 <w:sz w:val="18"/>
                 <w:szCs w:val="18"/>
               </w:rPr>
-              <w:t xml:space="preserve">Any notes on the validation (see below)</w:t>
+              <w:t xml:space="preserve">Any notes about the authority (optional)</w:t>
             </w:r>
           </w:p>
         </w:tc>
@@ -2116,7 +1969,7 @@
           <w:sz w:val="20"/>
           <w:szCs w:val="20"/>
         </w:rPr>
-        <w:t xml:space="preserve">Name the citator: KeyCite (Westlaw), Shepard’s (Lexis), BCite (Bloomberg Law), more than one citator, or not validated with a citator. Then give the result: no negative treatment; some negative treatment, but the authority remains good law for your proposition; negative treatment that may affect your proposition; other history, such as a pending appeal or a later amendment; or other.</w:t>
+        <w:t xml:space="preserve">Name the citator: KeyCite (Westlaw), Shepard’s (Lexis), BCite (Bloomberg Law), more than one citator, or not validated with a citator. Then give the result: no negative treatment; some negative treatment, but the authority remains good law for your proposition; negative treatment that may affect your proposition; other history, such as a pending appeal or a later amendment; or other. If you gave “other” as the result, or if you did not use a citator, explain why in this column. A secondary source, for example, usually has no citator entry.</w:t>
       </w:r>
     </w:p>
     <w:p>
@@ -2144,7 +1997,7 @@
           <w:sz w:val="20"/>
           <w:szCs w:val="20"/>
         </w:rPr>
-        <w:t xml:space="preserve">Notes are optional, except in two situations. If you gave “other” as the result, or if you did not use a citator, explain why in the Notes column. A secondary source, for example, usually has no citator entry. You may also name the flag or signal, the later case that caused it, and why the authority still supports your proposition.</w:t>
+        <w:t xml:space="preserve">Use this column for any other notes about the authority, for example, how you plan to use it or a question that you still have about it. Notes are optional.</w:t>
       </w:r>
     </w:p>
     <w:sectPr>

--- a/materials/files/Step7_AuthorityTable_Template.docx
+++ b/materials/files/Step7_AuthorityTable_Template.docx
@@ -1928,7 +1928,7 @@
         <w:keepNext/>
       </w:pPr>
       <w:r>
-        <w:t xml:space="preserve">How to Fill In the Validation and Notes Columns</w:t>
+        <w:t xml:space="preserve">How to Fill In the Validation Column</w:t>
       </w:r>
     </w:p>
     <w:p>
@@ -1941,7 +1941,7 @@
           <w:sz w:val="20"/>
           <w:szCs w:val="20"/>
         </w:rPr>
-        <w:t xml:space="preserve">Validate every case, and every statute, court rule, constitutional provision, or regulation, with a citator.</w:t>
+        <w:t xml:space="preserve">Validate every case, and every statute, court rule, constitutional provision, or regulation, with a citator. In the Validation column, record two things:</w:t>
       </w:r>
     </w:p>
     <w:p>
@@ -1961,7 +1961,7 @@
           <w:sz w:val="20"/>
           <w:szCs w:val="20"/>
         </w:rPr>
-        <w:t xml:space="preserve">Validation: </w:t>
+        <w:t xml:space="preserve">Citator: </w:t>
       </w:r>
       <w:r>
         <w:rPr>
@@ -1969,7 +1969,7 @@
           <w:sz w:val="20"/>
           <w:szCs w:val="20"/>
         </w:rPr>
-        <w:t xml:space="preserve">Name the citator: KeyCite (Westlaw), Shepard’s (Lexis), BCite (Bloomberg Law), more than one citator, or not validated with a citator. Then give the result: no negative treatment; some negative treatment, but the authority remains good law for your proposition; negative treatment that may affect your proposition; other history, such as a pending appeal or a later amendment; or other. If you gave “other” as the result, or if you did not use a citator, explain why in this column. A secondary source, for example, usually has no citator entry.</w:t>
+        <w:t xml:space="preserve">KeyCite (Westlaw), Shepard’s (Lexis), BCite (Bloomberg Law), more than one citator, or not validated with a citator.</w:t>
       </w:r>
     </w:p>
     <w:p>
@@ -1989,7 +1989,7 @@
           <w:sz w:val="20"/>
           <w:szCs w:val="20"/>
         </w:rPr>
-        <w:t xml:space="preserve">Notes: </w:t>
+        <w:t xml:space="preserve">Result: </w:t>
       </w:r>
       <w:r>
         <w:rPr>
@@ -1997,7 +1997,20 @@
           <w:sz w:val="20"/>
           <w:szCs w:val="20"/>
         </w:rPr>
-        <w:t xml:space="preserve">Use this column for any other notes about the authority, for example, how you plan to use it or a question that you still have about it. Notes are optional.</w:t>
+        <w:t xml:space="preserve">No negative treatment; some negative treatment, but the authority remains good law for your proposition; negative treatment that may affect your proposition; other history, such as a pending appeal or a later amendment; or other.</w:t>
+      </w:r>
+    </w:p>
+    <w:p>
+      <w:pPr>
+        <w:spacing w:after="120" w:before="80"/>
+      </w:pPr>
+      <w:r>
+        <w:rPr>
+          <w:rFonts w:ascii="Arial" w:cs="Arial" w:eastAsia="Arial" w:hAnsi="Arial"/>
+          <w:sz w:val="20"/>
+          <w:szCs w:val="20"/>
+        </w:rPr>
+        <w:t xml:space="preserve">If you gave “other” as the result, or if you did not use a citator, explain why in the Validation column. A secondary source, for example, usually has no citator entry.</w:t>
       </w:r>
     </w:p>
     <w:sectPr>

--- a/materials/files/Step7_AuthorityTable_Template.docx
+++ b/materials/files/Step7_AuthorityTable_Template.docx
@@ -2014,6 +2014,7 @@
       </w:r>
     </w:p>
     <w:sectPr>
+      <w:headerReference w:type="default" r:id="rId7"/>
       <w:pgSz w:w="15840" w:h="12240" w:orient="landscape"/>
       <w:pgMar w:top="720" w:right="720" w:bottom="720" w:left="720" w:header="708" w:footer="708" w:gutter="0"/>
       <w:pgNumType/>
@@ -2099,6 +2100,66 @@
     </w:p>
   </w:footnote>
 </w:footnotes>
+</file>
+
+<file path=word/header1.xml><?xml version="1.0" encoding="utf-8"?>
+<w:hdr xmlns:wpc="http://schemas.microsoft.com/office/word/2010/wordprocessingCanvas" xmlns:mc="http://schemas.openxmlformats.org/markup-compatibility/2006" xmlns:o="urn:schemas-microsoft-com:office:office" xmlns:r="http://schemas.openxmlformats.org/officeDocument/2006/relationships" xmlns:m="http://schemas.openxmlformats.org/officeDocument/2006/math" xmlns:v="urn:schemas-microsoft-com:vml" xmlns:wp14="http://schemas.microsoft.com/office/word/2010/wordprocessingDrawing" xmlns:wp="http://schemas.openxmlformats.org/drawingml/2006/wordprocessingDrawing" xmlns:w10="urn:schemas-microsoft-com:office:word" xmlns:w="http://schemas.openxmlformats.org/wordprocessingml/2006/main" xmlns:w14="http://schemas.microsoft.com/office/word/2010/wordml" xmlns:w15="http://schemas.microsoft.com/office/word/2012/wordml" xmlns:wpg="http://schemas.microsoft.com/office/word/2010/wordprocessingGroup" xmlns:wpi="http://schemas.microsoft.com/office/word/2010/wordprocessingInk" xmlns:wne="http://schemas.microsoft.com/office/word/2006/wordml" xmlns:wps="http://schemas.microsoft.com/office/word/2010/wordprocessingShape" xmlns:cx="http://schemas.microsoft.com/office/drawing/2014/chartex" xmlns:cx1="http://schemas.microsoft.com/office/drawing/2015/9/8/chartex" xmlns:cx2="http://schemas.microsoft.com/office/drawing/2015/10/21/chartex" xmlns:cx3="http://schemas.microsoft.com/office/drawing/2016/5/9/chartex" xmlns:cx4="http://schemas.microsoft.com/office/drawing/2016/5/10/chartex" xmlns:cx5="http://schemas.microsoft.com/office/drawing/2016/5/11/chartex" xmlns:cx6="http://schemas.microsoft.com/office/drawing/2016/5/12/chartex" xmlns:cx7="http://schemas.microsoft.com/office/drawing/2016/5/13/chartex" xmlns:cx8="http://schemas.microsoft.com/office/drawing/2016/5/14/chartex" xmlns:w16cid="http://schemas.microsoft.com/office/word/2016/wordml/cid" xmlns:w16se="http://schemas.microsoft.com/office/word/2015/wordml/symex">
+  <w:p>
+    <w:pPr>
+      <w:tabs>
+        <w:tab w:val="right" w:pos="14400"/>
+      </w:tabs>
+    </w:pPr>
+    <w:r>
+      <w:rPr>
+        <w:rFonts w:ascii="Arial" w:cs="Arial" w:eastAsia="Arial" w:hAnsi="Arial"/>
+        <w:b/>
+        <w:bCs/>
+        <w:color w:val="001E44"/>
+        <w:sz w:val="20"/>
+        <w:szCs w:val="20"/>
+      </w:rPr>
+      <w:t xml:space="preserve">AI and Legal Research</w:t>
+    </w:r>
+    <w:r>
+      <w:rPr>
+        <w:rFonts w:ascii="Arial" w:cs="Arial" w:eastAsia="Arial" w:hAnsi="Arial"/>
+        <w:color w:val="001E44"/>
+        <w:sz w:val="20"/>
+        <w:szCs w:val="20"/>
+      </w:rPr>
+      <w:t xml:space="preserve">	Fall 2026</w:t>
+    </w:r>
+  </w:p>
+  <w:p>
+    <w:pPr>
+      <w:pBdr>
+        <w:bottom w:val="single" w:color="1E407C" w:sz="6" w:space="4"/>
+      </w:pBdr>
+      <w:tabs>
+        <w:tab w:val="right" w:pos="14400"/>
+      </w:tabs>
+    </w:pPr>
+    <w:r>
+      <w:rPr>
+        <w:rFonts w:ascii="Arial" w:cs="Arial" w:eastAsia="Arial" w:hAnsi="Arial"/>
+        <w:color w:val="001E44"/>
+        <w:sz w:val="20"/>
+        <w:szCs w:val="20"/>
+      </w:rPr>
+      <w:t xml:space="preserve">Professor Crane</w:t>
+    </w:r>
+    <w:r>
+      <w:rPr>
+        <w:rFonts w:ascii="Arial" w:cs="Arial" w:eastAsia="Arial" w:hAnsi="Arial"/>
+        <w:color w:val="001E44"/>
+        <w:sz w:val="20"/>
+        <w:szCs w:val="20"/>
+      </w:rPr>
+      <w:t xml:space="preserve">	Final Capstone Project: Step 7 Authority Table</w:t>
+    </w:r>
+  </w:p>
+</w:hdr>
 </file>
 
 <file path=word/numbering.xml><?xml version="1.0" encoding="utf-8"?>

--- a/materials/files/Step7_AuthorityTable_Template.docx
+++ b/materials/files/Step7_AuthorityTable_Template.docx
@@ -92,7 +92,7 @@
           <w:sz w:val="20"/>
           <w:szCs w:val="20"/>
         </w:rPr>
-        <w:t xml:space="preserve">In the language column of Table 1, you may list more than one passage. Put each passage in its own bullet. At the end of each quoted or paraphrased passage, put its pincite (the page or paragraph) in parentheses, for example (at 1238). Then explain briefly why you would quote or paraphrase the passage.</w:t>
+        <w:t xml:space="preserve">In the language column of Table 1, you may list more than one passage. Put each passage in its own bullet. At the end of each quoted or paraphrased passage, include its pincite (page or paragraph) in parentheses, for example (1238). Then explain briefly why you would quote or paraphrase the passage.</w:t>
       </w:r>
     </w:p>
     <w:p>
@@ -598,7 +598,7 @@
                 <w:sz w:val="18"/>
                 <w:szCs w:val="18"/>
               </w:rPr>
-              <w:t xml:space="preserve">First passage that you would quote or paraphrase, with its pincite in parentheses at the end, for example (at 1238), and why it helps your analysis</w:t>
+              <w:t xml:space="preserve">First passage that you would quote or paraphrase, with its pincite in parentheses at the end, for example (1238), and why it helps your analysis</w:t>
             </w:r>
           </w:p>
           <w:p>
